--- a/downloads/article-7.docx
+++ b/downloads/article-7.docx
@@ -739,7 +739,23 @@
           <w:b w:val="0"/>
           <w:i w:val="0"/>
         </w:rPr>
-        <w:t xml:space="preserve">При оценке условий размещения пострадавшего населения органы руководствуются методическими рекомендациями «МР 1.1.0093-14. Условия организации и функционирования пунктов временного размещения и пунктов долговременного пребывания людей, прибывающих из зон чрезвычайных ситуаций» (утв. Главным государственным санитарным врачом РФ 17.09.2009). </w:t>
+        <w:t xml:space="preserve">При оценке условий размещения пострадавшего населения органы руководствуются </w:t>
+      </w:r>
+      <w:hyperlink r:id="rId9">
+        <w:r>
+          <w:rPr>
+            <w:color w:val="0563C1"/>
+            <w:u w:val="single"/>
+          </w:rPr>
+          <w:t xml:space="preserve">методическими рекомендациями «МР 1.1.0093-14. Условия организации и функционирования пунктов временного размещения и пунктов долговременного пребывания людей, прибывающих из зон чрезвычайных ситуаций»</w:t>
+        </w:r>
+      </w:hyperlink>
+      <w:r>
+        <w:rPr>
+          <w:b w:val="0"/>
+          <w:i w:val="0"/>
+        </w:rPr>
+        <w:t xml:space="preserve"> (утв. Главным государственным санитарным врачом РФ 17.09.2009). </w:t>
       </w:r>
     </w:p>
     <w:p>
